--- a/public/sales-kit/FlowSync_Competitive_Benchmark_EN.docx
+++ b/public/sales-kit/FlowSync_Competitive_Benchmark_EN.docx
@@ -15,7 +15,7 @@
         <w:pStyle w:val="Subtitle"/>
       </w:pPr>
       <w:r>
-        <w:t xml:space="preserve">FlowSync PM vs. the market — for presentations &amp; evaluations · July 2026</w:t>
+        <w:t xml:space="preserve">FlowSync PM vs. the market — for presentations &amp; evaluations · August 2026</w:t>
       </w:r>
     </w:p>
     <w:p>
@@ -2428,6 +2428,219 @@
                 <w:szCs w:val="20"/>
               </w:rPr>
               <w:t xml:space="preserve">✔</w:t>
+            </w:r>
+          </w:p>
+        </w:tc>
+      </w:tr>
+      <w:tr>
+        <w:trPr>
+          <w:tblHeader w:val="false"/>
+        </w:trPr>
+        <w:tc>
+          <w:tcPr>
+            <w:tcW w:type="dxa" w:w="3200"/>
+            <w:tcMar>
+              <w:top w:type="dxa" w:w="80"/>
+              <w:left w:type="dxa" w:w="120"/>
+              <w:bottom w:type="dxa" w:w="80"/>
+              <w:right w:type="dxa" w:w="120"/>
+            </w:tcMar>
+          </w:tcPr>
+          <w:p>
+            <w:pPr>
+              <w:spacing w:after="0"/>
+            </w:pPr>
+            <w:r>
+              <w:rPr>
+                <w:b w:val="false"/>
+                <w:bCs w:val="false"/>
+                <w:color w:val="1E293B"/>
+                <w:sz w:val="20"/>
+                <w:szCs w:val="20"/>
+              </w:rPr>
+              <w:t xml:space="preserve">AI governance: workspace AI kill switch + per-workspace AI audit log</w:t>
+            </w:r>
+          </w:p>
+        </w:tc>
+        <w:tc>
+          <w:tcPr>
+            <w:tcW w:type="dxa" w:w="900"/>
+            <w:tcMar>
+              <w:top w:type="dxa" w:w="80"/>
+              <w:left w:type="dxa" w:w="120"/>
+              <w:bottom w:type="dxa" w:w="80"/>
+              <w:right w:type="dxa" w:w="120"/>
+            </w:tcMar>
+          </w:tcPr>
+          <w:p>
+            <w:pPr>
+              <w:spacing w:after="0"/>
+            </w:pPr>
+            <w:r>
+              <w:rPr>
+                <w:b w:val="false"/>
+                <w:bCs w:val="false"/>
+                <w:color w:val="1E293B"/>
+                <w:sz w:val="20"/>
+                <w:szCs w:val="20"/>
+              </w:rPr>
+              <w:t xml:space="preserve">✔</w:t>
+            </w:r>
+          </w:p>
+        </w:tc>
+        <w:tc>
+          <w:tcPr>
+            <w:tcW w:type="dxa" w:w="1150"/>
+            <w:tcMar>
+              <w:top w:type="dxa" w:w="80"/>
+              <w:left w:type="dxa" w:w="120"/>
+              <w:bottom w:type="dxa" w:w="80"/>
+              <w:right w:type="dxa" w:w="120"/>
+            </w:tcMar>
+          </w:tcPr>
+          <w:p>
+            <w:pPr>
+              <w:spacing w:after="0"/>
+            </w:pPr>
+            <w:r>
+              <w:rPr>
+                <w:b w:val="false"/>
+                <w:bCs w:val="false"/>
+                <w:color w:val="1E293B"/>
+                <w:sz w:val="20"/>
+                <w:szCs w:val="20"/>
+              </w:rPr>
+              <w:t xml:space="preserve">—</w:t>
+            </w:r>
+          </w:p>
+        </w:tc>
+        <w:tc>
+          <w:tcPr>
+            <w:tcW w:type="dxa" w:w="900"/>
+            <w:tcMar>
+              <w:top w:type="dxa" w:w="80"/>
+              <w:left w:type="dxa" w:w="120"/>
+              <w:bottom w:type="dxa" w:w="80"/>
+              <w:right w:type="dxa" w:w="120"/>
+            </w:tcMar>
+          </w:tcPr>
+          <w:p>
+            <w:pPr>
+              <w:spacing w:after="0"/>
+            </w:pPr>
+            <w:r>
+              <w:rPr>
+                <w:b w:val="false"/>
+                <w:bCs w:val="false"/>
+                <w:color w:val="1E293B"/>
+                <w:sz w:val="20"/>
+                <w:szCs w:val="20"/>
+              </w:rPr>
+              <w:t xml:space="preserve">—</w:t>
+            </w:r>
+          </w:p>
+        </w:tc>
+        <w:tc>
+          <w:tcPr>
+            <w:tcW w:type="dxa" w:w="800"/>
+            <w:tcMar>
+              <w:top w:type="dxa" w:w="80"/>
+              <w:left w:type="dxa" w:w="120"/>
+              <w:bottom w:type="dxa" w:w="80"/>
+              <w:right w:type="dxa" w:w="120"/>
+            </w:tcMar>
+          </w:tcPr>
+          <w:p>
+            <w:pPr>
+              <w:spacing w:after="0"/>
+            </w:pPr>
+            <w:r>
+              <w:rPr>
+                <w:b w:val="false"/>
+                <w:bCs w:val="false"/>
+                <w:color w:val="1E293B"/>
+                <w:sz w:val="20"/>
+                <w:szCs w:val="20"/>
+              </w:rPr>
+              <w:t xml:space="preserve">—</w:t>
+            </w:r>
+          </w:p>
+        </w:tc>
+        <w:tc>
+          <w:tcPr>
+            <w:tcW w:type="dxa" w:w="950"/>
+            <w:tcMar>
+              <w:top w:type="dxa" w:w="80"/>
+              <w:left w:type="dxa" w:w="120"/>
+              <w:bottom w:type="dxa" w:w="80"/>
+              <w:right w:type="dxa" w:w="120"/>
+            </w:tcMar>
+          </w:tcPr>
+          <w:p>
+            <w:pPr>
+              <w:spacing w:after="0"/>
+            </w:pPr>
+            <w:r>
+              <w:rPr>
+                <w:b w:val="false"/>
+                <w:bCs w:val="false"/>
+                <w:color w:val="1E293B"/>
+                <w:sz w:val="20"/>
+                <w:szCs w:val="20"/>
+              </w:rPr>
+              <w:t xml:space="preserve">—</w:t>
+            </w:r>
+          </w:p>
+        </w:tc>
+        <w:tc>
+          <w:tcPr>
+            <w:tcW w:type="dxa" w:w="800"/>
+            <w:tcMar>
+              <w:top w:type="dxa" w:w="80"/>
+              <w:left w:type="dxa" w:w="120"/>
+              <w:bottom w:type="dxa" w:w="80"/>
+              <w:right w:type="dxa" w:w="120"/>
+            </w:tcMar>
+          </w:tcPr>
+          <w:p>
+            <w:pPr>
+              <w:spacing w:after="0"/>
+            </w:pPr>
+            <w:r>
+              <w:rPr>
+                <w:b w:val="false"/>
+                <w:bCs w:val="false"/>
+                <w:color w:val="1E293B"/>
+                <w:sz w:val="20"/>
+                <w:szCs w:val="20"/>
+              </w:rPr>
+              <w:t xml:space="preserve">—</w:t>
+            </w:r>
+          </w:p>
+        </w:tc>
+        <w:tc>
+          <w:tcPr>
+            <w:tcW w:type="dxa" w:w="800"/>
+            <w:tcMar>
+              <w:top w:type="dxa" w:w="80"/>
+              <w:left w:type="dxa" w:w="120"/>
+              <w:bottom w:type="dxa" w:w="80"/>
+              <w:right w:type="dxa" w:w="120"/>
+            </w:tcMar>
+          </w:tcPr>
+          <w:p>
+            <w:pPr>
+              <w:spacing w:after="0"/>
+            </w:pPr>
+            <w:r>
+              <w:rPr>
+                <w:b w:val="false"/>
+                <w:bCs w:val="false"/>
+                <w:color w:val="1E293B"/>
+                <w:sz w:val="20"/>
+                <w:szCs w:val="20"/>
+              </w:rPr>
+              <w:t xml:space="preserve">—</w:t>
             </w:r>
           </w:p>
         </w:tc>

--- a/public/sales-kit/FlowSync_Competitive_Benchmark_EN.docx
+++ b/public/sales-kit/FlowSync_Competitive_Benchmark_EN.docx
@@ -2641,6 +2641,1284 @@
                 <w:szCs w:val="20"/>
               </w:rPr>
               <w:t xml:space="preserve">—</w:t>
+            </w:r>
+          </w:p>
+        </w:tc>
+      </w:tr>
+      <w:tr>
+        <w:trPr>
+          <w:tblHeader w:val="false"/>
+        </w:trPr>
+        <w:tc>
+          <w:tcPr>
+            <w:tcW w:type="dxa" w:w="3200"/>
+            <w:tcMar>
+              <w:top w:type="dxa" w:w="80"/>
+              <w:left w:type="dxa" w:w="120"/>
+              <w:bottom w:type="dxa" w:w="80"/>
+              <w:right w:type="dxa" w:w="120"/>
+            </w:tcMar>
+          </w:tcPr>
+          <w:p>
+            <w:pPr>
+              <w:spacing w:after="0"/>
+            </w:pPr>
+            <w:r>
+              <w:rPr>
+                <w:b w:val="false"/>
+                <w:bCs w:val="false"/>
+                <w:color w:val="1E293B"/>
+                <w:sz w:val="20"/>
+                <w:szCs w:val="20"/>
+              </w:rPr>
+              <w:t xml:space="preserve">Locked baselines with schedule + budget variance tracking</w:t>
+            </w:r>
+          </w:p>
+        </w:tc>
+        <w:tc>
+          <w:tcPr>
+            <w:tcW w:type="dxa" w:w="900"/>
+            <w:tcMar>
+              <w:top w:type="dxa" w:w="80"/>
+              <w:left w:type="dxa" w:w="120"/>
+              <w:bottom w:type="dxa" w:w="80"/>
+              <w:right w:type="dxa" w:w="120"/>
+            </w:tcMar>
+          </w:tcPr>
+          <w:p>
+            <w:pPr>
+              <w:spacing w:after="0"/>
+            </w:pPr>
+            <w:r>
+              <w:rPr>
+                <w:b w:val="false"/>
+                <w:bCs w:val="false"/>
+                <w:color w:val="1E293B"/>
+                <w:sz w:val="20"/>
+                <w:szCs w:val="20"/>
+              </w:rPr>
+              <w:t xml:space="preserve">✔</w:t>
+            </w:r>
+          </w:p>
+        </w:tc>
+        <w:tc>
+          <w:tcPr>
+            <w:tcW w:type="dxa" w:w="1150"/>
+            <w:tcMar>
+              <w:top w:type="dxa" w:w="80"/>
+              <w:left w:type="dxa" w:w="120"/>
+              <w:bottom w:type="dxa" w:w="80"/>
+              <w:right w:type="dxa" w:w="120"/>
+            </w:tcMar>
+          </w:tcPr>
+          <w:p>
+            <w:pPr>
+              <w:spacing w:after="0"/>
+            </w:pPr>
+            <w:r>
+              <w:rPr>
+                <w:b w:val="false"/>
+                <w:bCs w:val="false"/>
+                <w:color w:val="1E293B"/>
+                <w:sz w:val="20"/>
+                <w:szCs w:val="20"/>
+              </w:rPr>
+              <w:t xml:space="preserve">✔</w:t>
+            </w:r>
+          </w:p>
+        </w:tc>
+        <w:tc>
+          <w:tcPr>
+            <w:tcW w:type="dxa" w:w="900"/>
+            <w:tcMar>
+              <w:top w:type="dxa" w:w="80"/>
+              <w:left w:type="dxa" w:w="120"/>
+              <w:bottom w:type="dxa" w:w="80"/>
+              <w:right w:type="dxa" w:w="120"/>
+            </w:tcMar>
+          </w:tcPr>
+          <w:p>
+            <w:pPr>
+              <w:spacing w:after="0"/>
+            </w:pPr>
+            <w:r>
+              <w:rPr>
+                <w:b w:val="false"/>
+                <w:bCs w:val="false"/>
+                <w:color w:val="1E293B"/>
+                <w:sz w:val="20"/>
+                <w:szCs w:val="20"/>
+              </w:rPr>
+              <w:t xml:space="preserve">◐</w:t>
+            </w:r>
+          </w:p>
+        </w:tc>
+        <w:tc>
+          <w:tcPr>
+            <w:tcW w:type="dxa" w:w="800"/>
+            <w:tcMar>
+              <w:top w:type="dxa" w:w="80"/>
+              <w:left w:type="dxa" w:w="120"/>
+              <w:bottom w:type="dxa" w:w="80"/>
+              <w:right w:type="dxa" w:w="120"/>
+            </w:tcMar>
+          </w:tcPr>
+          <w:p>
+            <w:pPr>
+              <w:spacing w:after="0"/>
+            </w:pPr>
+            <w:r>
+              <w:rPr>
+                <w:b w:val="false"/>
+                <w:bCs w:val="false"/>
+                <w:color w:val="1E293B"/>
+                <w:sz w:val="20"/>
+                <w:szCs w:val="20"/>
+              </w:rPr>
+              <w:t xml:space="preserve">—</w:t>
+            </w:r>
+          </w:p>
+        </w:tc>
+        <w:tc>
+          <w:tcPr>
+            <w:tcW w:type="dxa" w:w="950"/>
+            <w:tcMar>
+              <w:top w:type="dxa" w:w="80"/>
+              <w:left w:type="dxa" w:w="120"/>
+              <w:bottom w:type="dxa" w:w="80"/>
+              <w:right w:type="dxa" w:w="120"/>
+            </w:tcMar>
+          </w:tcPr>
+          <w:p>
+            <w:pPr>
+              <w:spacing w:after="0"/>
+            </w:pPr>
+            <w:r>
+              <w:rPr>
+                <w:b w:val="false"/>
+                <w:bCs w:val="false"/>
+                <w:color w:val="1E293B"/>
+                <w:sz w:val="20"/>
+                <w:szCs w:val="20"/>
+              </w:rPr>
+              <w:t xml:space="preserve">◐</w:t>
+            </w:r>
+          </w:p>
+        </w:tc>
+        <w:tc>
+          <w:tcPr>
+            <w:tcW w:type="dxa" w:w="800"/>
+            <w:tcMar>
+              <w:top w:type="dxa" w:w="80"/>
+              <w:left w:type="dxa" w:w="120"/>
+              <w:bottom w:type="dxa" w:w="80"/>
+              <w:right w:type="dxa" w:w="120"/>
+            </w:tcMar>
+          </w:tcPr>
+          <w:p>
+            <w:pPr>
+              <w:spacing w:after="0"/>
+            </w:pPr>
+            <w:r>
+              <w:rPr>
+                <w:b w:val="false"/>
+                <w:bCs w:val="false"/>
+                <w:color w:val="1E293B"/>
+                <w:sz w:val="20"/>
+                <w:szCs w:val="20"/>
+              </w:rPr>
+              <w:t xml:space="preserve">◐</w:t>
+            </w:r>
+          </w:p>
+        </w:tc>
+        <w:tc>
+          <w:tcPr>
+            <w:tcW w:type="dxa" w:w="800"/>
+            <w:tcMar>
+              <w:top w:type="dxa" w:w="80"/>
+              <w:left w:type="dxa" w:w="120"/>
+              <w:bottom w:type="dxa" w:w="80"/>
+              <w:right w:type="dxa" w:w="120"/>
+            </w:tcMar>
+          </w:tcPr>
+          <w:p>
+            <w:pPr>
+              <w:spacing w:after="0"/>
+            </w:pPr>
+            <w:r>
+              <w:rPr>
+                <w:b w:val="false"/>
+                <w:bCs w:val="false"/>
+                <w:color w:val="1E293B"/>
+                <w:sz w:val="20"/>
+                <w:szCs w:val="20"/>
+              </w:rPr>
+              <w:t xml:space="preserve">—</w:t>
+            </w:r>
+          </w:p>
+        </w:tc>
+      </w:tr>
+      <w:tr>
+        <w:trPr>
+          <w:tblHeader w:val="false"/>
+        </w:trPr>
+        <w:tc>
+          <w:tcPr>
+            <w:tcW w:type="dxa" w:w="3200"/>
+            <w:tcMar>
+              <w:top w:type="dxa" w:w="80"/>
+              <w:left w:type="dxa" w:w="120"/>
+              <w:bottom w:type="dxa" w:w="80"/>
+              <w:right w:type="dxa" w:w="120"/>
+            </w:tcMar>
+          </w:tcPr>
+          <w:p>
+            <w:pPr>
+              <w:spacing w:after="0"/>
+            </w:pPr>
+            <w:r>
+              <w:rPr>
+                <w:b w:val="false"/>
+                <w:bCs w:val="false"/>
+                <w:color w:val="1E293B"/>
+                <w:sz w:val="20"/>
+                <w:szCs w:val="20"/>
+              </w:rPr>
+              <w:t xml:space="preserve">Contract lifecycle (CLM): enterprise agreements, prepaid service, invoicing from recorded work</w:t>
+            </w:r>
+          </w:p>
+        </w:tc>
+        <w:tc>
+          <w:tcPr>
+            <w:tcW w:type="dxa" w:w="900"/>
+            <w:tcMar>
+              <w:top w:type="dxa" w:w="80"/>
+              <w:left w:type="dxa" w:w="120"/>
+              <w:bottom w:type="dxa" w:w="80"/>
+              <w:right w:type="dxa" w:w="120"/>
+            </w:tcMar>
+          </w:tcPr>
+          <w:p>
+            <w:pPr>
+              <w:spacing w:after="0"/>
+            </w:pPr>
+            <w:r>
+              <w:rPr>
+                <w:b w:val="false"/>
+                <w:bCs w:val="false"/>
+                <w:color w:val="1E293B"/>
+                <w:sz w:val="20"/>
+                <w:szCs w:val="20"/>
+              </w:rPr>
+              <w:t xml:space="preserve">✔</w:t>
+            </w:r>
+          </w:p>
+        </w:tc>
+        <w:tc>
+          <w:tcPr>
+            <w:tcW w:type="dxa" w:w="1150"/>
+            <w:tcMar>
+              <w:top w:type="dxa" w:w="80"/>
+              <w:left w:type="dxa" w:w="120"/>
+              <w:bottom w:type="dxa" w:w="80"/>
+              <w:right w:type="dxa" w:w="120"/>
+            </w:tcMar>
+          </w:tcPr>
+          <w:p>
+            <w:pPr>
+              <w:spacing w:after="0"/>
+            </w:pPr>
+            <w:r>
+              <w:rPr>
+                <w:b w:val="false"/>
+                <w:bCs w:val="false"/>
+                <w:color w:val="1E293B"/>
+                <w:sz w:val="20"/>
+                <w:szCs w:val="20"/>
+              </w:rPr>
+              <w:t xml:space="preserve">—</w:t>
+            </w:r>
+          </w:p>
+        </w:tc>
+        <w:tc>
+          <w:tcPr>
+            <w:tcW w:type="dxa" w:w="900"/>
+            <w:tcMar>
+              <w:top w:type="dxa" w:w="80"/>
+              <w:left w:type="dxa" w:w="120"/>
+              <w:bottom w:type="dxa" w:w="80"/>
+              <w:right w:type="dxa" w:w="120"/>
+            </w:tcMar>
+          </w:tcPr>
+          <w:p>
+            <w:pPr>
+              <w:spacing w:after="0"/>
+            </w:pPr>
+            <w:r>
+              <w:rPr>
+                <w:b w:val="false"/>
+                <w:bCs w:val="false"/>
+                <w:color w:val="1E293B"/>
+                <w:sz w:val="20"/>
+                <w:szCs w:val="20"/>
+              </w:rPr>
+              <w:t xml:space="preserve">—</w:t>
+            </w:r>
+          </w:p>
+        </w:tc>
+        <w:tc>
+          <w:tcPr>
+            <w:tcW w:type="dxa" w:w="800"/>
+            <w:tcMar>
+              <w:top w:type="dxa" w:w="80"/>
+              <w:left w:type="dxa" w:w="120"/>
+              <w:bottom w:type="dxa" w:w="80"/>
+              <w:right w:type="dxa" w:w="120"/>
+            </w:tcMar>
+          </w:tcPr>
+          <w:p>
+            <w:pPr>
+              <w:spacing w:after="0"/>
+            </w:pPr>
+            <w:r>
+              <w:rPr>
+                <w:b w:val="false"/>
+                <w:bCs w:val="false"/>
+                <w:color w:val="1E293B"/>
+                <w:sz w:val="20"/>
+                <w:szCs w:val="20"/>
+              </w:rPr>
+              <w:t xml:space="preserve">—</w:t>
+            </w:r>
+          </w:p>
+        </w:tc>
+        <w:tc>
+          <w:tcPr>
+            <w:tcW w:type="dxa" w:w="950"/>
+            <w:tcMar>
+              <w:top w:type="dxa" w:w="80"/>
+              <w:left w:type="dxa" w:w="120"/>
+              <w:bottom w:type="dxa" w:w="80"/>
+              <w:right w:type="dxa" w:w="120"/>
+            </w:tcMar>
+          </w:tcPr>
+          <w:p>
+            <w:pPr>
+              <w:spacing w:after="0"/>
+            </w:pPr>
+            <w:r>
+              <w:rPr>
+                <w:b w:val="false"/>
+                <w:bCs w:val="false"/>
+                <w:color w:val="1E293B"/>
+                <w:sz w:val="20"/>
+                <w:szCs w:val="20"/>
+              </w:rPr>
+              <w:t xml:space="preserve">—</w:t>
+            </w:r>
+          </w:p>
+        </w:tc>
+        <w:tc>
+          <w:tcPr>
+            <w:tcW w:type="dxa" w:w="800"/>
+            <w:tcMar>
+              <w:top w:type="dxa" w:w="80"/>
+              <w:left w:type="dxa" w:w="120"/>
+              <w:bottom w:type="dxa" w:w="80"/>
+              <w:right w:type="dxa" w:w="120"/>
+            </w:tcMar>
+          </w:tcPr>
+          <w:p>
+            <w:pPr>
+              <w:spacing w:after="0"/>
+            </w:pPr>
+            <w:r>
+              <w:rPr>
+                <w:b w:val="false"/>
+                <w:bCs w:val="false"/>
+                <w:color w:val="1E293B"/>
+                <w:sz w:val="20"/>
+                <w:szCs w:val="20"/>
+              </w:rPr>
+              <w:t xml:space="preserve">—</w:t>
+            </w:r>
+          </w:p>
+        </w:tc>
+        <w:tc>
+          <w:tcPr>
+            <w:tcW w:type="dxa" w:w="800"/>
+            <w:tcMar>
+              <w:top w:type="dxa" w:w="80"/>
+              <w:left w:type="dxa" w:w="120"/>
+              <w:bottom w:type="dxa" w:w="80"/>
+              <w:right w:type="dxa" w:w="120"/>
+            </w:tcMar>
+          </w:tcPr>
+          <w:p>
+            <w:pPr>
+              <w:spacing w:after="0"/>
+            </w:pPr>
+            <w:r>
+              <w:rPr>
+                <w:b w:val="false"/>
+                <w:bCs w:val="false"/>
+                <w:color w:val="1E293B"/>
+                <w:sz w:val="20"/>
+                <w:szCs w:val="20"/>
+              </w:rPr>
+              <w:t xml:space="preserve">—</w:t>
+            </w:r>
+          </w:p>
+        </w:tc>
+      </w:tr>
+      <w:tr>
+        <w:trPr>
+          <w:tblHeader w:val="false"/>
+        </w:trPr>
+        <w:tc>
+          <w:tcPr>
+            <w:tcW w:type="dxa" w:w="3200"/>
+            <w:tcMar>
+              <w:top w:type="dxa" w:w="80"/>
+              <w:left w:type="dxa" w:w="120"/>
+              <w:bottom w:type="dxa" w:w="80"/>
+              <w:right w:type="dxa" w:w="120"/>
+            </w:tcMar>
+          </w:tcPr>
+          <w:p>
+            <w:pPr>
+              <w:spacing w:after="0"/>
+            </w:pPr>
+            <w:r>
+              <w:rPr>
+                <w:b w:val="false"/>
+                <w:bCs w:val="false"/>
+                <w:color w:val="1E293B"/>
+                <w:sz w:val="20"/>
+                <w:szCs w:val="20"/>
+              </w:rPr>
+              <w:t xml:space="preserve">Requirements traceability matrix (RTM) with verification evidence</w:t>
+            </w:r>
+          </w:p>
+        </w:tc>
+        <w:tc>
+          <w:tcPr>
+            <w:tcW w:type="dxa" w:w="900"/>
+            <w:tcMar>
+              <w:top w:type="dxa" w:w="80"/>
+              <w:left w:type="dxa" w:w="120"/>
+              <w:bottom w:type="dxa" w:w="80"/>
+              <w:right w:type="dxa" w:w="120"/>
+            </w:tcMar>
+          </w:tcPr>
+          <w:p>
+            <w:pPr>
+              <w:spacing w:after="0"/>
+            </w:pPr>
+            <w:r>
+              <w:rPr>
+                <w:b w:val="false"/>
+                <w:bCs w:val="false"/>
+                <w:color w:val="1E293B"/>
+                <w:sz w:val="20"/>
+                <w:szCs w:val="20"/>
+              </w:rPr>
+              <w:t xml:space="preserve">✔</w:t>
+            </w:r>
+          </w:p>
+        </w:tc>
+        <w:tc>
+          <w:tcPr>
+            <w:tcW w:type="dxa" w:w="1150"/>
+            <w:tcMar>
+              <w:top w:type="dxa" w:w="80"/>
+              <w:left w:type="dxa" w:w="120"/>
+              <w:bottom w:type="dxa" w:w="80"/>
+              <w:right w:type="dxa" w:w="120"/>
+            </w:tcMar>
+          </w:tcPr>
+          <w:p>
+            <w:pPr>
+              <w:spacing w:after="0"/>
+            </w:pPr>
+            <w:r>
+              <w:rPr>
+                <w:b w:val="false"/>
+                <w:bCs w:val="false"/>
+                <w:color w:val="1E293B"/>
+                <w:sz w:val="20"/>
+                <w:szCs w:val="20"/>
+              </w:rPr>
+              <w:t xml:space="preserve">—</w:t>
+            </w:r>
+          </w:p>
+        </w:tc>
+        <w:tc>
+          <w:tcPr>
+            <w:tcW w:type="dxa" w:w="900"/>
+            <w:tcMar>
+              <w:top w:type="dxa" w:w="80"/>
+              <w:left w:type="dxa" w:w="120"/>
+              <w:bottom w:type="dxa" w:w="80"/>
+              <w:right w:type="dxa" w:w="120"/>
+            </w:tcMar>
+          </w:tcPr>
+          <w:p>
+            <w:pPr>
+              <w:spacing w:after="0"/>
+            </w:pPr>
+            <w:r>
+              <w:rPr>
+                <w:b w:val="false"/>
+                <w:bCs w:val="false"/>
+                <w:color w:val="1E293B"/>
+                <w:sz w:val="20"/>
+                <w:szCs w:val="20"/>
+              </w:rPr>
+              <w:t xml:space="preserve">—</w:t>
+            </w:r>
+          </w:p>
+        </w:tc>
+        <w:tc>
+          <w:tcPr>
+            <w:tcW w:type="dxa" w:w="800"/>
+            <w:tcMar>
+              <w:top w:type="dxa" w:w="80"/>
+              <w:left w:type="dxa" w:w="120"/>
+              <w:bottom w:type="dxa" w:w="80"/>
+              <w:right w:type="dxa" w:w="120"/>
+            </w:tcMar>
+          </w:tcPr>
+          <w:p>
+            <w:pPr>
+              <w:spacing w:after="0"/>
+            </w:pPr>
+            <w:r>
+              <w:rPr>
+                <w:b w:val="false"/>
+                <w:bCs w:val="false"/>
+                <w:color w:val="1E293B"/>
+                <w:sz w:val="20"/>
+                <w:szCs w:val="20"/>
+              </w:rPr>
+              <w:t xml:space="preserve">—</w:t>
+            </w:r>
+          </w:p>
+        </w:tc>
+        <w:tc>
+          <w:tcPr>
+            <w:tcW w:type="dxa" w:w="950"/>
+            <w:tcMar>
+              <w:top w:type="dxa" w:w="80"/>
+              <w:left w:type="dxa" w:w="120"/>
+              <w:bottom w:type="dxa" w:w="80"/>
+              <w:right w:type="dxa" w:w="120"/>
+            </w:tcMar>
+          </w:tcPr>
+          <w:p>
+            <w:pPr>
+              <w:spacing w:after="0"/>
+            </w:pPr>
+            <w:r>
+              <w:rPr>
+                <w:b w:val="false"/>
+                <w:bCs w:val="false"/>
+                <w:color w:val="1E293B"/>
+                <w:sz w:val="20"/>
+                <w:szCs w:val="20"/>
+              </w:rPr>
+              <w:t xml:space="preserve">◐</w:t>
+            </w:r>
+          </w:p>
+        </w:tc>
+        <w:tc>
+          <w:tcPr>
+            <w:tcW w:type="dxa" w:w="800"/>
+            <w:tcMar>
+              <w:top w:type="dxa" w:w="80"/>
+              <w:left w:type="dxa" w:w="120"/>
+              <w:bottom w:type="dxa" w:w="80"/>
+              <w:right w:type="dxa" w:w="120"/>
+            </w:tcMar>
+          </w:tcPr>
+          <w:p>
+            <w:pPr>
+              <w:spacing w:after="0"/>
+            </w:pPr>
+            <w:r>
+              <w:rPr>
+                <w:b w:val="false"/>
+                <w:bCs w:val="false"/>
+                <w:color w:val="1E293B"/>
+                <w:sz w:val="20"/>
+                <w:szCs w:val="20"/>
+              </w:rPr>
+              <w:t xml:space="preserve">◐</w:t>
+            </w:r>
+          </w:p>
+        </w:tc>
+        <w:tc>
+          <w:tcPr>
+            <w:tcW w:type="dxa" w:w="800"/>
+            <w:tcMar>
+              <w:top w:type="dxa" w:w="80"/>
+              <w:left w:type="dxa" w:w="120"/>
+              <w:bottom w:type="dxa" w:w="80"/>
+              <w:right w:type="dxa" w:w="120"/>
+            </w:tcMar>
+          </w:tcPr>
+          <w:p>
+            <w:pPr>
+              <w:spacing w:after="0"/>
+            </w:pPr>
+            <w:r>
+              <w:rPr>
+                <w:b w:val="false"/>
+                <w:bCs w:val="false"/>
+                <w:color w:val="1E293B"/>
+                <w:sz w:val="20"/>
+                <w:szCs w:val="20"/>
+              </w:rPr>
+              <w:t xml:space="preserve">—</w:t>
+            </w:r>
+          </w:p>
+        </w:tc>
+      </w:tr>
+      <w:tr>
+        <w:trPr>
+          <w:tblHeader w:val="false"/>
+        </w:trPr>
+        <w:tc>
+          <w:tcPr>
+            <w:tcW w:type="dxa" w:w="3200"/>
+            <w:tcMar>
+              <w:top w:type="dxa" w:w="80"/>
+              <w:left w:type="dxa" w:w="120"/>
+              <w:bottom w:type="dxa" w:w="80"/>
+              <w:right w:type="dxa" w:w="120"/>
+            </w:tcMar>
+          </w:tcPr>
+          <w:p>
+            <w:pPr>
+              <w:spacing w:after="0"/>
+            </w:pPr>
+            <w:r>
+              <w:rPr>
+                <w:b w:val="false"/>
+                <w:bCs w:val="false"/>
+                <w:color w:val="1E293B"/>
+                <w:sz w:val="20"/>
+                <w:szCs w:val="20"/>
+              </w:rPr>
+              <w:t xml:space="preserve">Meeting minutes with printable PDF + AI draft from transcripts</w:t>
+            </w:r>
+          </w:p>
+        </w:tc>
+        <w:tc>
+          <w:tcPr>
+            <w:tcW w:type="dxa" w:w="900"/>
+            <w:tcMar>
+              <w:top w:type="dxa" w:w="80"/>
+              <w:left w:type="dxa" w:w="120"/>
+              <w:bottom w:type="dxa" w:w="80"/>
+              <w:right w:type="dxa" w:w="120"/>
+            </w:tcMar>
+          </w:tcPr>
+          <w:p>
+            <w:pPr>
+              <w:spacing w:after="0"/>
+            </w:pPr>
+            <w:r>
+              <w:rPr>
+                <w:b w:val="false"/>
+                <w:bCs w:val="false"/>
+                <w:color w:val="1E293B"/>
+                <w:sz w:val="20"/>
+                <w:szCs w:val="20"/>
+              </w:rPr>
+              <w:t xml:space="preserve">✔</w:t>
+            </w:r>
+          </w:p>
+        </w:tc>
+        <w:tc>
+          <w:tcPr>
+            <w:tcW w:type="dxa" w:w="1150"/>
+            <w:tcMar>
+              <w:top w:type="dxa" w:w="80"/>
+              <w:left w:type="dxa" w:w="120"/>
+              <w:bottom w:type="dxa" w:w="80"/>
+              <w:right w:type="dxa" w:w="120"/>
+            </w:tcMar>
+          </w:tcPr>
+          <w:p>
+            <w:pPr>
+              <w:spacing w:after="0"/>
+            </w:pPr>
+            <w:r>
+              <w:rPr>
+                <w:b w:val="false"/>
+                <w:bCs w:val="false"/>
+                <w:color w:val="1E293B"/>
+                <w:sz w:val="20"/>
+                <w:szCs w:val="20"/>
+              </w:rPr>
+              <w:t xml:space="preserve">—</w:t>
+            </w:r>
+          </w:p>
+        </w:tc>
+        <w:tc>
+          <w:tcPr>
+            <w:tcW w:type="dxa" w:w="900"/>
+            <w:tcMar>
+              <w:top w:type="dxa" w:w="80"/>
+              <w:left w:type="dxa" w:w="120"/>
+              <w:bottom w:type="dxa" w:w="80"/>
+              <w:right w:type="dxa" w:w="120"/>
+            </w:tcMar>
+          </w:tcPr>
+          <w:p>
+            <w:pPr>
+              <w:spacing w:after="0"/>
+            </w:pPr>
+            <w:r>
+              <w:rPr>
+                <w:b w:val="false"/>
+                <w:bCs w:val="false"/>
+                <w:color w:val="1E293B"/>
+                <w:sz w:val="20"/>
+                <w:szCs w:val="20"/>
+              </w:rPr>
+              <w:t xml:space="preserve">◐</w:t>
+            </w:r>
+          </w:p>
+        </w:tc>
+        <w:tc>
+          <w:tcPr>
+            <w:tcW w:type="dxa" w:w="800"/>
+            <w:tcMar>
+              <w:top w:type="dxa" w:w="80"/>
+              <w:left w:type="dxa" w:w="120"/>
+              <w:bottom w:type="dxa" w:w="80"/>
+              <w:right w:type="dxa" w:w="120"/>
+            </w:tcMar>
+          </w:tcPr>
+          <w:p>
+            <w:pPr>
+              <w:spacing w:after="0"/>
+            </w:pPr>
+            <w:r>
+              <w:rPr>
+                <w:b w:val="false"/>
+                <w:bCs w:val="false"/>
+                <w:color w:val="1E293B"/>
+                <w:sz w:val="20"/>
+                <w:szCs w:val="20"/>
+              </w:rPr>
+              <w:t xml:space="preserve">◐</w:t>
+            </w:r>
+          </w:p>
+        </w:tc>
+        <w:tc>
+          <w:tcPr>
+            <w:tcW w:type="dxa" w:w="950"/>
+            <w:tcMar>
+              <w:top w:type="dxa" w:w="80"/>
+              <w:left w:type="dxa" w:w="120"/>
+              <w:bottom w:type="dxa" w:w="80"/>
+              <w:right w:type="dxa" w:w="120"/>
+            </w:tcMar>
+          </w:tcPr>
+          <w:p>
+            <w:pPr>
+              <w:spacing w:after="0"/>
+            </w:pPr>
+            <w:r>
+              <w:rPr>
+                <w:b w:val="false"/>
+                <w:bCs w:val="false"/>
+                <w:color w:val="1E293B"/>
+                <w:sz w:val="20"/>
+                <w:szCs w:val="20"/>
+              </w:rPr>
+              <w:t xml:space="preserve">—</w:t>
+            </w:r>
+          </w:p>
+        </w:tc>
+        <w:tc>
+          <w:tcPr>
+            <w:tcW w:type="dxa" w:w="800"/>
+            <w:tcMar>
+              <w:top w:type="dxa" w:w="80"/>
+              <w:left w:type="dxa" w:w="120"/>
+              <w:bottom w:type="dxa" w:w="80"/>
+              <w:right w:type="dxa" w:w="120"/>
+            </w:tcMar>
+          </w:tcPr>
+          <w:p>
+            <w:pPr>
+              <w:spacing w:after="0"/>
+            </w:pPr>
+            <w:r>
+              <w:rPr>
+                <w:b w:val="false"/>
+                <w:bCs w:val="false"/>
+                <w:color w:val="1E293B"/>
+                <w:sz w:val="20"/>
+                <w:szCs w:val="20"/>
+              </w:rPr>
+              <w:t xml:space="preserve">◐</w:t>
+            </w:r>
+          </w:p>
+        </w:tc>
+        <w:tc>
+          <w:tcPr>
+            <w:tcW w:type="dxa" w:w="800"/>
+            <w:tcMar>
+              <w:top w:type="dxa" w:w="80"/>
+              <w:left w:type="dxa" w:w="120"/>
+              <w:bottom w:type="dxa" w:w="80"/>
+              <w:right w:type="dxa" w:w="120"/>
+            </w:tcMar>
+          </w:tcPr>
+          <w:p>
+            <w:pPr>
+              <w:spacing w:after="0"/>
+            </w:pPr>
+            <w:r>
+              <w:rPr>
+                <w:b w:val="false"/>
+                <w:bCs w:val="false"/>
+                <w:color w:val="1E293B"/>
+                <w:sz w:val="20"/>
+                <w:szCs w:val="20"/>
+              </w:rPr>
+              <w:t xml:space="preserve">◐</w:t>
+            </w:r>
+          </w:p>
+        </w:tc>
+      </w:tr>
+      <w:tr>
+        <w:trPr>
+          <w:tblHeader w:val="false"/>
+        </w:trPr>
+        <w:tc>
+          <w:tcPr>
+            <w:tcW w:type="dxa" w:w="3200"/>
+            <w:tcMar>
+              <w:top w:type="dxa" w:w="80"/>
+              <w:left w:type="dxa" w:w="120"/>
+              <w:bottom w:type="dxa" w:w="80"/>
+              <w:right w:type="dxa" w:w="120"/>
+            </w:tcMar>
+          </w:tcPr>
+          <w:p>
+            <w:pPr>
+              <w:spacing w:after="0"/>
+            </w:pPr>
+            <w:r>
+              <w:rPr>
+                <w:b w:val="false"/>
+                <w:bCs w:val="false"/>
+                <w:color w:val="1E293B"/>
+                <w:sz w:val="20"/>
+                <w:szCs w:val="20"/>
+              </w:rPr>
+              <w:t xml:space="preserve">Pre-project idea incubator with weighted vendor/solution comparison</w:t>
+            </w:r>
+          </w:p>
+        </w:tc>
+        <w:tc>
+          <w:tcPr>
+            <w:tcW w:type="dxa" w:w="900"/>
+            <w:tcMar>
+              <w:top w:type="dxa" w:w="80"/>
+              <w:left w:type="dxa" w:w="120"/>
+              <w:bottom w:type="dxa" w:w="80"/>
+              <w:right w:type="dxa" w:w="120"/>
+            </w:tcMar>
+          </w:tcPr>
+          <w:p>
+            <w:pPr>
+              <w:spacing w:after="0"/>
+            </w:pPr>
+            <w:r>
+              <w:rPr>
+                <w:b w:val="false"/>
+                <w:bCs w:val="false"/>
+                <w:color w:val="1E293B"/>
+                <w:sz w:val="20"/>
+                <w:szCs w:val="20"/>
+              </w:rPr>
+              <w:t xml:space="preserve">✔</w:t>
+            </w:r>
+          </w:p>
+        </w:tc>
+        <w:tc>
+          <w:tcPr>
+            <w:tcW w:type="dxa" w:w="1150"/>
+            <w:tcMar>
+              <w:top w:type="dxa" w:w="80"/>
+              <w:left w:type="dxa" w:w="120"/>
+              <w:bottom w:type="dxa" w:w="80"/>
+              <w:right w:type="dxa" w:w="120"/>
+            </w:tcMar>
+          </w:tcPr>
+          <w:p>
+            <w:pPr>
+              <w:spacing w:after="0"/>
+            </w:pPr>
+            <w:r>
+              <w:rPr>
+                <w:b w:val="false"/>
+                <w:bCs w:val="false"/>
+                <w:color w:val="1E293B"/>
+                <w:sz w:val="20"/>
+                <w:szCs w:val="20"/>
+              </w:rPr>
+              <w:t xml:space="preserve">—</w:t>
+            </w:r>
+          </w:p>
+        </w:tc>
+        <w:tc>
+          <w:tcPr>
+            <w:tcW w:type="dxa" w:w="900"/>
+            <w:tcMar>
+              <w:top w:type="dxa" w:w="80"/>
+              <w:left w:type="dxa" w:w="120"/>
+              <w:bottom w:type="dxa" w:w="80"/>
+              <w:right w:type="dxa" w:w="120"/>
+            </w:tcMar>
+          </w:tcPr>
+          <w:p>
+            <w:pPr>
+              <w:spacing w:after="0"/>
+            </w:pPr>
+            <w:r>
+              <w:rPr>
+                <w:b w:val="false"/>
+                <w:bCs w:val="false"/>
+                <w:color w:val="1E293B"/>
+                <w:sz w:val="20"/>
+                <w:szCs w:val="20"/>
+              </w:rPr>
+              <w:t xml:space="preserve">◐</w:t>
+            </w:r>
+          </w:p>
+        </w:tc>
+        <w:tc>
+          <w:tcPr>
+            <w:tcW w:type="dxa" w:w="800"/>
+            <w:tcMar>
+              <w:top w:type="dxa" w:w="80"/>
+              <w:left w:type="dxa" w:w="120"/>
+              <w:bottom w:type="dxa" w:w="80"/>
+              <w:right w:type="dxa" w:w="120"/>
+            </w:tcMar>
+          </w:tcPr>
+          <w:p>
+            <w:pPr>
+              <w:spacing w:after="0"/>
+            </w:pPr>
+            <w:r>
+              <w:rPr>
+                <w:b w:val="false"/>
+                <w:bCs w:val="false"/>
+                <w:color w:val="1E293B"/>
+                <w:sz w:val="20"/>
+                <w:szCs w:val="20"/>
+              </w:rPr>
+              <w:t xml:space="preserve">◐</w:t>
+            </w:r>
+          </w:p>
+        </w:tc>
+        <w:tc>
+          <w:tcPr>
+            <w:tcW w:type="dxa" w:w="950"/>
+            <w:tcMar>
+              <w:top w:type="dxa" w:w="80"/>
+              <w:left w:type="dxa" w:w="120"/>
+              <w:bottom w:type="dxa" w:w="80"/>
+              <w:right w:type="dxa" w:w="120"/>
+            </w:tcMar>
+          </w:tcPr>
+          <w:p>
+            <w:pPr>
+              <w:spacing w:after="0"/>
+            </w:pPr>
+            <w:r>
+              <w:rPr>
+                <w:b w:val="false"/>
+                <w:bCs w:val="false"/>
+                <w:color w:val="1E293B"/>
+                <w:sz w:val="20"/>
+                <w:szCs w:val="20"/>
+              </w:rPr>
+              <w:t xml:space="preserve">—</w:t>
+            </w:r>
+          </w:p>
+        </w:tc>
+        <w:tc>
+          <w:tcPr>
+            <w:tcW w:type="dxa" w:w="800"/>
+            <w:tcMar>
+              <w:top w:type="dxa" w:w="80"/>
+              <w:left w:type="dxa" w:w="120"/>
+              <w:bottom w:type="dxa" w:w="80"/>
+              <w:right w:type="dxa" w:w="120"/>
+            </w:tcMar>
+          </w:tcPr>
+          <w:p>
+            <w:pPr>
+              <w:spacing w:after="0"/>
+            </w:pPr>
+            <w:r>
+              <w:rPr>
+                <w:b w:val="false"/>
+                <w:bCs w:val="false"/>
+                <w:color w:val="1E293B"/>
+                <w:sz w:val="20"/>
+                <w:szCs w:val="20"/>
+              </w:rPr>
+              <w:t xml:space="preserve">—</w:t>
+            </w:r>
+          </w:p>
+        </w:tc>
+        <w:tc>
+          <w:tcPr>
+            <w:tcW w:type="dxa" w:w="800"/>
+            <w:tcMar>
+              <w:top w:type="dxa" w:w="80"/>
+              <w:left w:type="dxa" w:w="120"/>
+              <w:bottom w:type="dxa" w:w="80"/>
+              <w:right w:type="dxa" w:w="120"/>
+            </w:tcMar>
+          </w:tcPr>
+          <w:p>
+            <w:pPr>
+              <w:spacing w:after="0"/>
+            </w:pPr>
+            <w:r>
+              <w:rPr>
+                <w:b w:val="false"/>
+                <w:bCs w:val="false"/>
+                <w:color w:val="1E293B"/>
+                <w:sz w:val="20"/>
+                <w:szCs w:val="20"/>
+              </w:rPr>
+              <w:t xml:space="preserve">◐</w:t>
+            </w:r>
+          </w:p>
+        </w:tc>
+      </w:tr>
+      <w:tr>
+        <w:trPr>
+          <w:tblHeader w:val="false"/>
+        </w:trPr>
+        <w:tc>
+          <w:tcPr>
+            <w:tcW w:type="dxa" w:w="3200"/>
+            <w:tcMar>
+              <w:top w:type="dxa" w:w="80"/>
+              <w:left w:type="dxa" w:w="120"/>
+              <w:bottom w:type="dxa" w:w="80"/>
+              <w:right w:type="dxa" w:w="120"/>
+            </w:tcMar>
+          </w:tcPr>
+          <w:p>
+            <w:pPr>
+              <w:spacing w:after="0"/>
+            </w:pPr>
+            <w:r>
+              <w:rPr>
+                <w:b w:val="false"/>
+                <w:bCs w:val="false"/>
+                <w:color w:val="1E293B"/>
+                <w:sz w:val="20"/>
+                <w:szCs w:val="20"/>
+              </w:rPr>
+              <w:t xml:space="preserve">Deadline pressure signals (due-soon / overdue) inline in the task grid</w:t>
+            </w:r>
+          </w:p>
+        </w:tc>
+        <w:tc>
+          <w:tcPr>
+            <w:tcW w:type="dxa" w:w="900"/>
+            <w:tcMar>
+              <w:top w:type="dxa" w:w="80"/>
+              <w:left w:type="dxa" w:w="120"/>
+              <w:bottom w:type="dxa" w:w="80"/>
+              <w:right w:type="dxa" w:w="120"/>
+            </w:tcMar>
+          </w:tcPr>
+          <w:p>
+            <w:pPr>
+              <w:spacing w:after="0"/>
+            </w:pPr>
+            <w:r>
+              <w:rPr>
+                <w:b w:val="false"/>
+                <w:bCs w:val="false"/>
+                <w:color w:val="1E293B"/>
+                <w:sz w:val="20"/>
+                <w:szCs w:val="20"/>
+              </w:rPr>
+              <w:t xml:space="preserve">✔</w:t>
+            </w:r>
+          </w:p>
+        </w:tc>
+        <w:tc>
+          <w:tcPr>
+            <w:tcW w:type="dxa" w:w="1150"/>
+            <w:tcMar>
+              <w:top w:type="dxa" w:w="80"/>
+              <w:left w:type="dxa" w:w="120"/>
+              <w:bottom w:type="dxa" w:w="80"/>
+              <w:right w:type="dxa" w:w="120"/>
+            </w:tcMar>
+          </w:tcPr>
+          <w:p>
+            <w:pPr>
+              <w:spacing w:after="0"/>
+            </w:pPr>
+            <w:r>
+              <w:rPr>
+                <w:b w:val="false"/>
+                <w:bCs w:val="false"/>
+                <w:color w:val="1E293B"/>
+                <w:sz w:val="20"/>
+                <w:szCs w:val="20"/>
+              </w:rPr>
+              <w:t xml:space="preserve">◐</w:t>
+            </w:r>
+          </w:p>
+        </w:tc>
+        <w:tc>
+          <w:tcPr>
+            <w:tcW w:type="dxa" w:w="900"/>
+            <w:tcMar>
+              <w:top w:type="dxa" w:w="80"/>
+              <w:left w:type="dxa" w:w="120"/>
+              <w:bottom w:type="dxa" w:w="80"/>
+              <w:right w:type="dxa" w:w="120"/>
+            </w:tcMar>
+          </w:tcPr>
+          <w:p>
+            <w:pPr>
+              <w:spacing w:after="0"/>
+            </w:pPr>
+            <w:r>
+              <w:rPr>
+                <w:b w:val="false"/>
+                <w:bCs w:val="false"/>
+                <w:color w:val="1E293B"/>
+                <w:sz w:val="20"/>
+                <w:szCs w:val="20"/>
+              </w:rPr>
+              <w:t xml:space="preserve">✔</w:t>
+            </w:r>
+          </w:p>
+        </w:tc>
+        <w:tc>
+          <w:tcPr>
+            <w:tcW w:type="dxa" w:w="800"/>
+            <w:tcMar>
+              <w:top w:type="dxa" w:w="80"/>
+              <w:left w:type="dxa" w:w="120"/>
+              <w:bottom w:type="dxa" w:w="80"/>
+              <w:right w:type="dxa" w:w="120"/>
+            </w:tcMar>
+          </w:tcPr>
+          <w:p>
+            <w:pPr>
+              <w:spacing w:after="0"/>
+            </w:pPr>
+            <w:r>
+              <w:rPr>
+                <w:b w:val="false"/>
+                <w:bCs w:val="false"/>
+                <w:color w:val="1E293B"/>
+                <w:sz w:val="20"/>
+                <w:szCs w:val="20"/>
+              </w:rPr>
+              <w:t xml:space="preserve">✔</w:t>
+            </w:r>
+          </w:p>
+        </w:tc>
+        <w:tc>
+          <w:tcPr>
+            <w:tcW w:type="dxa" w:w="950"/>
+            <w:tcMar>
+              <w:top w:type="dxa" w:w="80"/>
+              <w:left w:type="dxa" w:w="120"/>
+              <w:bottom w:type="dxa" w:w="80"/>
+              <w:right w:type="dxa" w:w="120"/>
+            </w:tcMar>
+          </w:tcPr>
+          <w:p>
+            <w:pPr>
+              <w:spacing w:after="0"/>
+            </w:pPr>
+            <w:r>
+              <w:rPr>
+                <w:b w:val="false"/>
+                <w:bCs w:val="false"/>
+                <w:color w:val="1E293B"/>
+                <w:sz w:val="20"/>
+                <w:szCs w:val="20"/>
+              </w:rPr>
+              <w:t xml:space="preserve">✔</w:t>
+            </w:r>
+          </w:p>
+        </w:tc>
+        <w:tc>
+          <w:tcPr>
+            <w:tcW w:type="dxa" w:w="800"/>
+            <w:tcMar>
+              <w:top w:type="dxa" w:w="80"/>
+              <w:left w:type="dxa" w:w="120"/>
+              <w:bottom w:type="dxa" w:w="80"/>
+              <w:right w:type="dxa" w:w="120"/>
+            </w:tcMar>
+          </w:tcPr>
+          <w:p>
+            <w:pPr>
+              <w:spacing w:after="0"/>
+            </w:pPr>
+            <w:r>
+              <w:rPr>
+                <w:b w:val="false"/>
+                <w:bCs w:val="false"/>
+                <w:color w:val="1E293B"/>
+                <w:sz w:val="20"/>
+                <w:szCs w:val="20"/>
+              </w:rPr>
+              <w:t xml:space="preserve">✔</w:t>
+            </w:r>
+          </w:p>
+        </w:tc>
+        <w:tc>
+          <w:tcPr>
+            <w:tcW w:type="dxa" w:w="800"/>
+            <w:tcMar>
+              <w:top w:type="dxa" w:w="80"/>
+              <w:left w:type="dxa" w:w="120"/>
+              <w:bottom w:type="dxa" w:w="80"/>
+              <w:right w:type="dxa" w:w="120"/>
+            </w:tcMar>
+          </w:tcPr>
+          <w:p>
+            <w:pPr>
+              <w:spacing w:after="0"/>
+            </w:pPr>
+            <w:r>
+              <w:rPr>
+                <w:b w:val="false"/>
+                <w:bCs w:val="false"/>
+                <w:color w:val="1E293B"/>
+                <w:sz w:val="20"/>
+                <w:szCs w:val="20"/>
+              </w:rPr>
+              <w:t xml:space="preserve">✔</w:t>
             </w:r>
           </w:p>
         </w:tc>
@@ -3172,6 +4450,32 @@
     </w:p>
     <w:p>
       <w:pPr>
+        <w:pStyle w:val="Heading2"/>
+      </w:pPr>
+      <w:r>
+        <w:t xml:space="preserve">3.7 AI with governance controls</w:t>
+      </w:r>
+    </w:p>
+    <w:p>
+      <w:r>
+        <w:t xml:space="preserve">Every AI feature (plan import, document scan, minutes drafting, report generation) is assistive and human-reviewed. Workspace administrators can disable all AI with a server-side switch, and every AI call and block is recorded in a per-workspace audit log. Customer data is never used to train models, and a Data Processing Addendum covers AI sub-processing. Competitors are adding AI features quickly; none of the compared tools offer a customer-controlled kill switch with an audit trail — the control an AI-policy review asks for first.</w:t>
+      </w:r>
+    </w:p>
+    <w:p>
+      <w:pPr>
+        <w:pStyle w:val="Heading2"/>
+      </w:pPr>
+      <w:r>
+        <w:t xml:space="preserve">3.8 The contract is part of the product</w:t>
+      </w:r>
+    </w:p>
+    <w:p>
+      <w:r>
+        <w:t xml:space="preserve">Enterprise customers get a contract record inside FlowSync PM: negotiated seat and bundle prices, prepaid service blocks with an hours balance, onboarding milestones, and invoicing from recorded work — first invoice, mid-term increments prorated by remaining months, and renewals — with a printable Enterprise Agreement and invoice PDFs. Compared tools bill through a separate vendor portal; the contract never meets the delivery data.</w:t>
+      </w:r>
+    </w:p>
+    <w:p>
+      <w:pPr>
         <w:pStyle w:val="Heading1"/>
       </w:pPr>
       <w:r>
@@ -3630,10 +4934,7 @@
           <w:b/>
           <w:bCs/>
         </w:rPr>
-        <w:t xml:space="preserve">Demo proof points, in order: </w:t>
-      </w:r>
-      <w:r>
-        <w:t xml:space="preserve">(1) import a real plan in minutes, (2) OCR a scanned vendor quote, (3) email/meeting Smart Inbox capture, (4) one-click executive report with EVM.</w:t>
+        <w:t xml:space="preserve">Demo proof points, in order: (1) import a real plan in minutes, (2) scan a meeting transcript into draft minutes, (3) OCR a scanned vendor quote into a comparison matrix, (4) one-click executive report with EVM, (5) show the AI kill switch and audit log.</w:t>
       </w:r>
     </w:p>
     <w:sectPr>
